--- a/oon-operating-model/academy/Appendix-Manager-Portfolios.docx
+++ b/oon-operating-model/academy/Appendix-Manager-Portfolios.docx
@@ -111,7 +111,7 @@
         <w:t xml:space="preserve">Time:</w:t>
       </w:r>
       <w:r>
-        <w:t xml:space="preserve"> a portfolio takes about 20–30% of a team manager's week. The owner leads the work and draws on L4 Senior Specialists II, specialty groups and A4 holders to do it.</w:t>
+        <w:t xml:space="preserve"> a portfolio takes about 20–30% of a team manager's week. The owner leads the work and draws on L4 Senior Specialists II, specialty groups and B4 holders to do it.</w:t>
       </w:r>
     </w:p>
     <w:p>
@@ -314,7 +314,7 @@
           <w:p>
             <w:pPr/>
             <w:r>
-              <w:t xml:space="preserve">All 5 core badges held by everyone by June 30, 2027</w:t>
+              <w:t xml:space="preserve">Every member holds the badges their level needs by December 31, 2027</w:t>
             </w:r>
           </w:p>
         </w:tc>
@@ -610,7 +610,7 @@
           <w:p>
             <w:pPr/>
             <w:r>
-              <w:t xml:space="preserve">QA department, A1 holders</w:t>
+              <w:t xml:space="preserve">QA department, B1 holders</w:t>
             </w:r>
           </w:p>
         </w:tc>
@@ -724,7 +724,7 @@
           <w:p>
             <w:pPr/>
             <w:r>
-              <w:t xml:space="preserve">A2 and A4 holders</w:t>
+              <w:t xml:space="preserve">A2 and B4 holders</w:t>
             </w:r>
           </w:p>
         </w:tc>
@@ -838,7 +838,7 @@
           <w:p>
             <w:pPr/>
             <w:r>
-              <w:t xml:space="preserve">A4 holders, IDR Performance</w:t>
+              <w:t xml:space="preserve">B4 holders, IDR Performance</w:t>
             </w:r>
           </w:p>
         </w:tc>
@@ -1352,7 +1352,7 @@
         </w:numPr>
       </w:pPr>
       <w:r>
-        <w:t xml:space="preserve">Runs monthly new-hire onboarding and each hire's 6-month plan to L2.</w:t>
+        <w:t xml:space="preserve">Runs monthly onboarding for new hires at L0 and each hire's plan to L1 (about 6 months) and then L2.</w:t>
       </w:r>
     </w:p>
     <w:p>
@@ -1364,7 +1364,7 @@
         </w:numPr>
       </w:pPr>
       <w:r>
-        <w:t xml:space="preserve">Runs badge courses, supervised production and Badge Panel assessments, and confirms awards.</w:t>
+        <w:t xml:space="preserve">Runs the 15 badge courses (C Core, B Specialist, A Advanced), supervised production and Badge Panel assessments, and confirms awards.</w:t>
       </w:r>
     </w:p>
     <w:p>
@@ -1376,7 +1376,7 @@
         </w:numPr>
       </w:pPr>
       <w:r>
-        <w:t xml:space="preserve">Leads the quarterly promotion panel.</w:t>
+        <w:t xml:space="preserve">Leads the quarterly promotion panel and the L3, L4 and L5 leveling tests, and runs the December ranking within each level, where the top 10% earn their missing badges.</w:t>
       </w:r>
     </w:p>
     <w:p>
@@ -1412,7 +1412,7 @@
         </w:numPr>
       </w:pPr>
       <w:r>
-        <w:t xml:space="preserve">Runs the January–March 2027 transition: the December 2026 ranking by role, default levels, automatic badges for the top 10%, Academy enrolment at L1 for the bottom 10%, and the February and March test windows for everyone else. Levels take effect April 1, 2027.</w:t>
+        <w:t xml:space="preserve">Runs the January–March 2027 transition: the December 2026 ranking by role, default levels, automatic badges for the top 10%, Academy enrolment at L1 for the bottom 10%, and the February and March test windows for everyone else. Levels take effect April 1, 2027, and missing badges for the confirmed level are earned by December 31, 2027.</w:t>
       </w:r>
     </w:p>
     <w:p>
@@ -1487,18 +1487,18 @@
           <w:p>
             <w:pPr/>
             <w:r>
-              <w:t xml:space="preserve">Specialists with all 5 core badges</w:t>
-            </w:r>
-          </w:p>
-        </w:tc>
-        <w:tc>
-          <w:tcPr>
-            <w:tcW w:w="4680" w:type="dxa"/>
-          </w:tcPr>
-          <w:p>
-            <w:pPr/>
-            <w:r>
-              <w:t xml:space="preserve">100% by June 30, 2027</w:t>
+              <w:t xml:space="preserve">Members holding every badge their level needs</w:t>
+            </w:r>
+          </w:p>
+        </w:tc>
+        <w:tc>
+          <w:tcPr>
+            <w:tcW w:w="4680" w:type="dxa"/>
+          </w:tcPr>
+          <w:p>
+            <w:pPr/>
+            <w:r>
+              <w:t xml:space="preserve">100% by December 31, 2027</w:t>
             </w:r>
           </w:p>
         </w:tc>
@@ -1535,7 +1535,7 @@
           <w:p>
             <w:pPr/>
             <w:r>
-              <w:t xml:space="preserve">New hires at L2 within 6 months</w:t>
+              <w:t xml:space="preserve">New hires at L1 within 6 months</w:t>
             </w:r>
           </w:p>
         </w:tc>
@@ -1924,7 +1924,7 @@
         </w:numPr>
       </w:pPr>
       <w:r>
-        <w:t xml:space="preserve">Owns the working relationship with the US desk: daily queue, ticket quality and the escalation path. The bridge night rota reports here: the owner sets the rota each quarter from the opt-ins (any L2, L3 or L4 holding C2, with at least one A2 holder each night) and runs the $30,000 quarterly bonus pool.</w:t>
+        <w:t xml:space="preserve">Owns the working relationship with the US desk: daily queue, ticket quality and the escalation path. The bridge night rota reports here: the owner sets the rota each quarter from the opt-ins (any L2, L3 or L4 holding B2, with at least one A2 holder each night) and runs the $30,000 quarterly bonus pool.</w:t>
       </w:r>
     </w:p>
     <w:p>
@@ -2532,7 +2532,7 @@
         </w:numPr>
       </w:pPr>
       <w:r>
-        <w:t xml:space="preserve">Runs the automation backlog: intake, priorities agreed with the board, delivery, testing and change control.</w:t>
+        <w:t xml:space="preserve">Runs the automation backlog: intake, priorities agreed with the board, delivery, testing and change control. A5 Innovation holders contribute improvement projects, and the owner joins the panel that reviews them.</w:t>
       </w:r>
     </w:p>
     <w:p>
@@ -2866,7 +2866,7 @@
         </w:numPr>
       </w:pPr>
       <w:r>
-        <w:t xml:space="preserve">Sends findings to the Academy chair for training updates and A1 refreshers. Documentation patterns go to facilities through the director.</w:t>
+        <w:t xml:space="preserve">Sends findings to the Academy chair for training updates and B1 refreshers. Documentation patterns go to facilities through the director.</w:t>
       </w:r>
     </w:p>
     <w:p>
@@ -3438,7 +3438,7 @@
         </w:numPr>
       </w:pPr>
       <w:r>
-        <w:t xml:space="preserve">Feeds IDR entity patterns to the Pricing Guide owner and A2 holders, and payer patterns to the A4 playbooks.</w:t>
+        <w:t xml:space="preserve">Feeds IDR entity patterns to the Pricing Guide owner and A2 holders, and payer patterns to the B4 playbooks.</w:t>
       </w:r>
     </w:p>
     <w:p>
@@ -3736,18 +3736,6 @@
         </w:numPr>
       </w:pPr>
       <w:r>
-        <w:t xml:space="preserve">Gets a HIPAA BAA covering Google Workspace before real PHI goes into the IDR Prep Studio, which stores data in Sheets and Drive.</w:t>
-      </w:r>
-    </w:p>
-    <w:p>
-      <w:pPr>
-        <w:pStyle w:val="ListParagraph"/>
-        <w:numPr>
-          <w:ilvl w:val="0"/>
-          <w:numId w:val="13"/>
-        </w:numPr>
-      </w:pPr>
-      <w:r>
         <w:t xml:space="preserve">Keeps the department audit-ready: policy library, submission audit trail and record retention.</w:t>
       </w:r>
     </w:p>
@@ -4046,7 +4034,7 @@
         </w:numPr>
       </w:pPr>
       <w:r>
-        <w:t xml:space="preserve">Updates the guide every month from IDR Performance results and the A4 payer playbooks.</w:t>
+        <w:t xml:space="preserve">Updates the guide every month from IDR Performance results and the B4 payer playbooks.</w:t>
       </w:r>
     </w:p>
     <w:p>
@@ -4660,7 +4648,7 @@
         <w:t xml:space="preserve">Requirements:</w:t>
       </w:r>
       <w:r>
-        <w:t xml:space="preserve"> at least 2 years as a manager in revenue cycle, or equivalent; strong NSA and IDR knowledge, with an A2 or A4 badge preferred; proven project delivery; clear reporting to senior leadership.</w:t>
+        <w:t xml:space="preserve"> at least 2 years as a manager in revenue cycle, or equivalent; strong NSA and IDR knowledge, with an A2 or B4 badge preferred; proven project delivery; clear reporting to senior leadership.</w:t>
       </w:r>
     </w:p>
     <w:tbl>

--- a/oon-operating-model/academy/Appendix-Manager-Portfolios.docx
+++ b/oon-operating-model/academy/Appendix-Manager-Portfolios.docx
@@ -4022,7 +4022,7 @@
         </w:numPr>
       </w:pPr>
       <w:r>
-        <w:t xml:space="preserve">Owns the pricing guide: offer and settlement ranges by payer, service code and E/M level, and location, plus the decision-rights bands for specialists, team leads and managers.</w:t>
+        <w:t xml:space="preserve">Owns the pricing guide: offer and settlement ranges by payer, service code and E/M level, and location, plus the decision-rights limits for specialists, team leads and managers.</w:t>
       </w:r>
     </w:p>
     <w:p>
@@ -4059,18 +4059,6 @@
       </w:pPr>
       <w:r>
         <w:t xml:space="preserve">Works with the External Relations owner on any negotiated agreement.</w:t>
-      </w:r>
-    </w:p>
-    <w:p>
-      <w:pPr>
-        <w:pStyle w:val="ListParagraph"/>
-        <w:numPr>
-          <w:ilvl w:val="0"/>
-          <w:numId w:val="14"/>
-        </w:numPr>
-      </w:pPr>
-      <w:r>
-        <w:t xml:space="preserve">Under Model B, watches settlement patterns so the gainshare doesn't push settlements too low.</w:t>
       </w:r>
     </w:p>
     <w:p>
@@ -4795,24 +4783,6 @@
           <w:b/>
         </w:rPr>
         <w:t xml:space="preserve">Open questions for the director:</w:t>
-      </w:r>
-    </w:p>
-    <w:p>
-      <w:pPr>
-        <w:pStyle w:val="ListParagraph"/>
-        <w:numPr>
-          <w:ilvl w:val="0"/>
-          <w:numId w:val="17"/>
-        </w:numPr>
-      </w:pPr>
-      <w:r>
-        <w:rPr>
-          <w:b/>
-        </w:rPr>
-        <w:t xml:space="preserve">Pay band:</w:t>
-      </w:r>
-      <w:r>
-        <w:t xml:space="preserve"> the band for the Senior Manager, above the Manager band of $2,000–3,000 a month.</w:t>
       </w:r>
     </w:p>
     <w:p>
